--- a/01_INGENIERIA_DE_REQUERIMIENTOS/12_CONTROL_DE_CAMBIOS_DE_REQUERIMIENTOS.docx
+++ b/01_INGENIERIA_DE_REQUERIMIENTOS/12_CONTROL_DE_CAMBIOS_DE_REQUERIMIENTOS.docx
@@ -527,7 +527,7 @@
           <wp:inline distT="0" distB="0" distL="0" distR="0">
             <wp:extent cx="8191500" cy="1514475"/>
             <wp:effectExtent t="0" r="0" b="0" l="0"/>
-            <wp:docPr id="3" name="diagrama" descr="Diagrama generado a partir de Mermaid" title="Diagrama"/>
+            <wp:docPr id="1" name="diagrama" descr="Diagrama generado a partir de Mermaid" title="Diagrama"/>
             <wp:cNvGraphicFramePr>
               <a:graphicFrameLocks xmlns:a="http://schemas.openxmlformats.org/drawingml/2006/main" noChangeAspect="1"/>
             </wp:cNvGraphicFramePr>
@@ -598,7 +598,7 @@
       <w:r>
         <w:t xml:space="preserve">Se analiza el impacto usando </w:t>
       </w:r>
-      <w:hyperlink w:history="1" r:id="rIdraa3g7pxyoaztknumu3pf">
+      <w:hyperlink w:history="1" r:id="rIdgtthnsdrwhou4sybdi5rs">
         <w:r>
           <w:rPr>
             <w:color w:val="1D4ED8"/>
@@ -636,7 +636,7 @@
       <w:r>
         <w:t xml:space="preserve">Se actualizan los documentos, los casos de prueba y el registro de cambios de </w:t>
       </w:r>
-      <w:hyperlink w:history="1" r:id="rIdhycsblh-ws28pblubitjg">
+      <w:hyperlink w:history="1" r:id="rId2nn5xdczseiqp9ia9se1b">
         <w:r>
           <w:rPr>
             <w:color w:val="1D4ED8"/>
@@ -1370,7 +1370,7 @@
       <w:r>
         <w:t xml:space="preserve">Fuente: </w:t>
       </w:r>
-      <w:hyperlink w:history="1" r:id="rIdsa4z8qstlb3ubgqwfz6z-">
+      <w:hyperlink w:history="1" r:id="rId2eebkwqjrlahrcfyoqqv-">
         <w:r>
           <w:rPr>
             <w:color w:val="1D4ED8"/>
@@ -1382,7 +1382,7 @@
       <w:r>
         <w:t xml:space="preserve">, </w:t>
       </w:r>
-      <w:hyperlink w:history="1" r:id="rIdmr2119poloqofmxin2lcd">
+      <w:hyperlink w:history="1" r:id="rIdqmisquptggkqtoavxwsfh">
         <w:r>
           <w:rPr>
             <w:color w:val="1D4ED8"/>
@@ -3133,10 +3133,10 @@
         <w:tblLayout w:type="fixed"/>
       </w:tblPr>
       <w:tblGrid>
-        <w:gridCol w:w="1469"/>
-        <w:gridCol w:w="4962"/>
-        <w:gridCol w:w="4257"/>
-        <w:gridCol w:w="2272"/>
+        <w:gridCol w:w="1413"/>
+        <w:gridCol w:w="4623"/>
+        <w:gridCol w:w="4040"/>
+        <w:gridCol w:w="2884"/>
       </w:tblGrid>
       <w:tr>
         <w:trPr>
@@ -3144,7 +3144,7 @@
         </w:trPr>
         <w:tc>
           <w:tcPr>
-            <w:tcW w:type="dxa" w:w="1469"/>
+            <w:tcW w:type="dxa" w:w="1413"/>
             <w:tcBorders>
               <w:top w:val="single" w:color="CBD5E1" w:sz="4"/>
               <w:left w:val="single" w:color="CBD5E1" w:sz="4"/>
@@ -3174,7 +3174,7 @@
         </w:tc>
         <w:tc>
           <w:tcPr>
-            <w:tcW w:type="dxa" w:w="4962"/>
+            <w:tcW w:type="dxa" w:w="4623"/>
             <w:tcBorders>
               <w:top w:val="single" w:color="CBD5E1" w:sz="4"/>
               <w:left w:val="single" w:color="CBD5E1" w:sz="4"/>
@@ -3204,7 +3204,7 @@
         </w:tc>
         <w:tc>
           <w:tcPr>
-            <w:tcW w:type="dxa" w:w="4257"/>
+            <w:tcW w:type="dxa" w:w="4040"/>
             <w:tcBorders>
               <w:top w:val="single" w:color="CBD5E1" w:sz="4"/>
               <w:left w:val="single" w:color="CBD5E1" w:sz="4"/>
@@ -3234,7 +3234,7 @@
         </w:tc>
         <w:tc>
           <w:tcPr>
-            <w:tcW w:type="dxa" w:w="2272"/>
+            <w:tcW w:type="dxa" w:w="2884"/>
             <w:tcBorders>
               <w:top w:val="single" w:color="CBD5E1" w:sz="4"/>
               <w:left w:val="single" w:color="CBD5E1" w:sz="4"/>
@@ -3266,7 +3266,7 @@
       <w:tr>
         <w:tc>
           <w:tcPr>
-            <w:tcW w:type="dxa" w:w="1469"/>
+            <w:tcW w:type="dxa" w:w="1413"/>
             <w:tcBorders>
               <w:top w:val="single" w:color="CBD5E1" w:sz="4"/>
               <w:left w:val="single" w:color="CBD5E1" w:sz="4"/>
@@ -3293,7 +3293,7 @@
         </w:tc>
         <w:tc>
           <w:tcPr>
-            <w:tcW w:type="dxa" w:w="4962"/>
+            <w:tcW w:type="dxa" w:w="4623"/>
             <w:tcBorders>
               <w:top w:val="single" w:color="CBD5E1" w:sz="4"/>
               <w:left w:val="single" w:color="CBD5E1" w:sz="4"/>
@@ -3320,7 +3320,7 @@
         </w:tc>
         <w:tc>
           <w:tcPr>
-            <w:tcW w:type="dxa" w:w="4257"/>
+            <w:tcW w:type="dxa" w:w="4040"/>
             <w:tcBorders>
               <w:top w:val="single" w:color="CBD5E1" w:sz="4"/>
               <w:left w:val="single" w:color="CBD5E1" w:sz="4"/>
@@ -3358,7 +3358,7 @@
         </w:tc>
         <w:tc>
           <w:tcPr>
-            <w:tcW w:type="dxa" w:w="2272"/>
+            <w:tcW w:type="dxa" w:w="2884"/>
             <w:tcBorders>
               <w:top w:val="single" w:color="CBD5E1" w:sz="4"/>
               <w:left w:val="single" w:color="CBD5E1" w:sz="4"/>
@@ -3387,7 +3387,7 @@
       <w:tr>
         <w:tc>
           <w:tcPr>
-            <w:tcW w:type="dxa" w:w="1469"/>
+            <w:tcW w:type="dxa" w:w="1413"/>
             <w:tcBorders>
               <w:top w:val="single" w:color="CBD5E1" w:sz="4"/>
               <w:left w:val="single" w:color="CBD5E1" w:sz="4"/>
@@ -3414,7 +3414,7 @@
         </w:tc>
         <w:tc>
           <w:tcPr>
-            <w:tcW w:type="dxa" w:w="4962"/>
+            <w:tcW w:type="dxa" w:w="4623"/>
             <w:tcBorders>
               <w:top w:val="single" w:color="CBD5E1" w:sz="4"/>
               <w:left w:val="single" w:color="CBD5E1" w:sz="4"/>
@@ -3457,7 +3457,7 @@
         </w:tc>
         <w:tc>
           <w:tcPr>
-            <w:tcW w:type="dxa" w:w="4257"/>
+            <w:tcW w:type="dxa" w:w="4040"/>
             <w:tcBorders>
               <w:top w:val="single" w:color="CBD5E1" w:sz="4"/>
               <w:left w:val="single" w:color="CBD5E1" w:sz="4"/>
@@ -3493,7 +3493,7 @@
         </w:tc>
         <w:tc>
           <w:tcPr>
-            <w:tcW w:type="dxa" w:w="2272"/>
+            <w:tcW w:type="dxa" w:w="2884"/>
             <w:tcBorders>
               <w:top w:val="single" w:color="CBD5E1" w:sz="4"/>
               <w:left w:val="single" w:color="CBD5E1" w:sz="4"/>
@@ -3522,7 +3522,7 @@
       <w:tr>
         <w:tc>
           <w:tcPr>
-            <w:tcW w:type="dxa" w:w="1469"/>
+            <w:tcW w:type="dxa" w:w="1413"/>
             <w:tcBorders>
               <w:top w:val="single" w:color="CBD5E1" w:sz="4"/>
               <w:left w:val="single" w:color="CBD5E1" w:sz="4"/>
@@ -3549,7 +3549,7 @@
         </w:tc>
         <w:tc>
           <w:tcPr>
-            <w:tcW w:type="dxa" w:w="4962"/>
+            <w:tcW w:type="dxa" w:w="4623"/>
             <w:tcBorders>
               <w:top w:val="single" w:color="CBD5E1" w:sz="4"/>
               <w:left w:val="single" w:color="CBD5E1" w:sz="4"/>
@@ -3585,7 +3585,7 @@
         </w:tc>
         <w:tc>
           <w:tcPr>
-            <w:tcW w:type="dxa" w:w="4257"/>
+            <w:tcW w:type="dxa" w:w="4040"/>
             <w:tcBorders>
               <w:top w:val="single" w:color="CBD5E1" w:sz="4"/>
               <w:left w:val="single" w:color="CBD5E1" w:sz="4"/>
@@ -3614,7 +3614,7 @@
         </w:tc>
         <w:tc>
           <w:tcPr>
-            <w:tcW w:type="dxa" w:w="2272"/>
+            <w:tcW w:type="dxa" w:w="2884"/>
             <w:tcBorders>
               <w:top w:val="single" w:color="CBD5E1" w:sz="4"/>
               <w:left w:val="single" w:color="CBD5E1" w:sz="4"/>
@@ -3643,7 +3643,7 @@
       <w:tr>
         <w:tc>
           <w:tcPr>
-            <w:tcW w:type="dxa" w:w="1469"/>
+            <w:tcW w:type="dxa" w:w="1413"/>
             <w:tcBorders>
               <w:top w:val="single" w:color="CBD5E1" w:sz="4"/>
               <w:left w:val="single" w:color="CBD5E1" w:sz="4"/>
@@ -3670,7 +3670,7 @@
         </w:tc>
         <w:tc>
           <w:tcPr>
-            <w:tcW w:type="dxa" w:w="4962"/>
+            <w:tcW w:type="dxa" w:w="4623"/>
             <w:tcBorders>
               <w:top w:val="single" w:color="CBD5E1" w:sz="4"/>
               <w:left w:val="single" w:color="CBD5E1" w:sz="4"/>
@@ -3697,7 +3697,7 @@
         </w:tc>
         <w:tc>
           <w:tcPr>
-            <w:tcW w:type="dxa" w:w="4257"/>
+            <w:tcW w:type="dxa" w:w="4040"/>
             <w:tcBorders>
               <w:top w:val="single" w:color="CBD5E1" w:sz="4"/>
               <w:left w:val="single" w:color="CBD5E1" w:sz="4"/>
@@ -3726,28 +3726,44 @@
         </w:tc>
         <w:tc>
           <w:tcPr>
-            <w:tcW w:type="dxa" w:w="2272"/>
-            <w:tcBorders>
-              <w:top w:val="single" w:color="CBD5E1" w:sz="4"/>
-              <w:left w:val="single" w:color="CBD5E1" w:sz="4"/>
-              <w:bottom w:val="single" w:color="CBD5E1" w:sz="4"/>
-              <w:right w:val="single" w:color="CBD5E1" w:sz="4"/>
-            </w:tcBorders>
-            <w:tcMar>
-              <w:top w:type="dxa" w:w="60"/>
-              <w:left w:type="dxa" w:w="90"/>
-              <w:bottom w:type="dxa" w:w="60"/>
-              <w:right w:type="dxa" w:w="90"/>
-            </w:tcMar>
-            <w:vAlign w:val="top"/>
-          </w:tcPr>
-          <w:p>
-            <w:r>
-              <w:rPr>
-                <w:sz w:val="17"/>
-                <w:szCs w:val="17"/>
-              </w:rPr>
-              <w:t xml:space="preserve">Propuesto [REC]</w:t>
+            <w:tcW w:type="dxa" w:w="2884"/>
+            <w:tcBorders>
+              <w:top w:val="single" w:color="CBD5E1" w:sz="4"/>
+              <w:left w:val="single" w:color="CBD5E1" w:sz="4"/>
+              <w:bottom w:val="single" w:color="CBD5E1" w:sz="4"/>
+              <w:right w:val="single" w:color="CBD5E1" w:sz="4"/>
+            </w:tcBorders>
+            <w:tcMar>
+              <w:top w:type="dxa" w:w="60"/>
+              <w:left w:type="dxa" w:w="90"/>
+              <w:bottom w:type="dxa" w:w="60"/>
+              <w:right w:type="dxa" w:w="90"/>
+            </w:tcMar>
+            <w:vAlign w:val="top"/>
+          </w:tcPr>
+          <w:p>
+            <w:r>
+              <w:rPr>
+                <w:sz w:val="17"/>
+                <w:szCs w:val="17"/>
+              </w:rPr>
+              <w:t xml:space="preserve">Implementado el 2026-10-16 (commit </w:t>
+            </w:r>
+            <w:r>
+              <w:rPr>
+                <w:rFonts w:ascii="Consolas" w:cs="Consolas" w:eastAsia="Consolas" w:hAnsi="Consolas"/>
+                <w:sz w:val="16"/>
+                <w:szCs w:val="16"/>
+                <w:shd w:fill="F1F5F9" w:color="auto" w:val="clear"/>
+              </w:rPr>
+              <w:t xml:space="preserve">4c220b3</w:t>
+            </w:r>
+            <w:r>
+              <w:rPr>
+                <w:sz w:val="17"/>
+                <w:szCs w:val="17"/>
+              </w:rPr>
+              <w:t xml:space="preserve">) a pedido del usuario</w:t>
             </w:r>
           </w:p>
         </w:tc>
@@ -4045,7 +4061,7 @@
         </w:numPr>
         <w:spacing w:after="40"/>
       </w:pPr>
-      <w:hyperlink w:history="1" r:id="rIdo7rfbqftcorhogqld2z3c">
+      <w:hyperlink w:history="1" r:id="rId9vqswholrn9de2z4urc0w">
         <w:r>
           <w:rPr>
             <w:color w:val="1D4ED8"/>
@@ -4064,7 +4080,7 @@
         </w:numPr>
         <w:spacing w:after="40"/>
       </w:pPr>
-      <w:hyperlink w:history="1" r:id="rIdred6oshyvlouby4iulrqb">
+      <w:hyperlink w:history="1" r:id="rId4os2n4quxyemk1mu1weea">
         <w:r>
           <w:rPr>
             <w:color w:val="1D4ED8"/>
